--- a/iuh/môn/hk2-3/ptht-tichhop/t5/tcp-tuan5-gk/23630851_LeThanhLong.docx
+++ b/iuh/môn/hk2-3/ptht-tichhop/t5/tcp-tuan5-gk/23630851_LeThanhLong.docx
@@ -1,19 +1,17 @@
 
 <file path=word/document.xml><?xml version="1.0" encoding="utf-8"?>
-<w:document xmlns:wpc="http://schemas.microsoft.com/office/word/2010/wordprocessingCanvas" xmlns:mc="http://schemas.openxmlformats.org/markup-compatibility/2006" xmlns:o="urn:schemas-microsoft-com:office:office" xmlns:r="http://schemas.openxmlformats.org/officeDocument/2006/relationships" xmlns:m="http://schemas.openxmlformats.org/officeDocument/2006/math" xmlns:v="urn:schemas-microsoft-com:vml" xmlns:wp14="http://schemas.microsoft.com/office/word/2010/wordprocessingDrawing" xmlns:wp="http://schemas.openxmlformats.org/drawingml/2006/wordprocessingDrawing" xmlns:w10="urn:schemas-microsoft-com:office:word" xmlns:w="http://schemas.openxmlformats.org/wordprocessingml/2006/main" xmlns:w14="http://schemas.microsoft.com/office/word/2010/wordml" xmlns:w15="http://schemas.microsoft.com/office/word/2012/wordml" xmlns:wpg="http://schemas.microsoft.com/office/word/2010/wordprocessingGroup" xmlns:wpi="http://schemas.microsoft.com/office/word/2010/wordprocessingInk" xmlns:wne="http://schemas.microsoft.com/office/word/2006/wordml" xmlns:wps="http://schemas.microsoft.com/office/word/2010/wordprocessingShape" mc:Ignorable="w14 w15 wp14">
+<w:document xmlns:wpc="http://schemas.microsoft.com/office/word/2010/wordprocessingCanvas" xmlns:cx="http://schemas.microsoft.com/office/drawing/2014/chartex" xmlns:cx1="http://schemas.microsoft.com/office/drawing/2015/9/8/chartex" xmlns:cx2="http://schemas.microsoft.com/office/drawing/2015/10/21/chartex" xmlns:cx3="http://schemas.microsoft.com/office/drawing/2016/5/9/chartex" xmlns:cx4="http://schemas.microsoft.com/office/drawing/2016/5/10/chartex" xmlns:cx5="http://schemas.microsoft.com/office/drawing/2016/5/11/chartex" xmlns:cx6="http://schemas.microsoft.com/office/drawing/2016/5/12/chartex" xmlns:cx7="http://schemas.microsoft.com/office/drawing/2016/5/13/chartex" xmlns:cx8="http://schemas.microsoft.com/office/drawing/2016/5/14/chartex" xmlns:mc="http://schemas.openxmlformats.org/markup-compatibility/2006" xmlns:aink="http://schemas.microsoft.com/office/drawing/2016/ink" xmlns:am3d="http://schemas.microsoft.com/office/drawing/2017/model3d" xmlns:o="urn:schemas-microsoft-com:office:office" xmlns:oel="http://schemas.microsoft.com/office/2019/extlst" xmlns:r="http://schemas.openxmlformats.org/officeDocument/2006/relationships" xmlns:m="http://schemas.openxmlformats.org/officeDocument/2006/math" xmlns:v="urn:schemas-microsoft-com:vml" xmlns:wp14="http://schemas.microsoft.com/office/word/2010/wordprocessingDrawing" xmlns:wp="http://schemas.openxmlformats.org/drawingml/2006/wordprocessingDrawing" xmlns:w10="urn:schemas-microsoft-com:office:word" xmlns:w="http://schemas.openxmlformats.org/wordprocessingml/2006/main" xmlns:w14="http://schemas.microsoft.com/office/word/2010/wordml" xmlns:w15="http://schemas.microsoft.com/office/word/2012/wordml" xmlns:w16cex="http://schemas.microsoft.com/office/word/2018/wordml/cex" xmlns:w16cid="http://schemas.microsoft.com/office/word/2016/wordml/cid" xmlns:w16="http://schemas.microsoft.com/office/word/2018/wordml" xmlns:w16du="http://schemas.microsoft.com/office/word/2023/wordml/word16du" xmlns:w16sdtdh="http://schemas.microsoft.com/office/word/2020/wordml/sdtdatahash" xmlns:w16sdtfl="http://schemas.microsoft.com/office/word/2024/wordml/sdtformatlock" xmlns:w16se="http://schemas.microsoft.com/office/word/2015/wordml/symex" xmlns:wpg="http://schemas.microsoft.com/office/word/2010/wordprocessingGroup" xmlns:wpi="http://schemas.microsoft.com/office/word/2010/wordprocessingInk" xmlns:wne="http://schemas.microsoft.com/office/word/2006/wordml" xmlns:wps="http://schemas.microsoft.com/office/word/2010/wordprocessingShape" mc:Ignorable="w14 w15 w16se w16cid w16 w16cex w16sdtdh w16sdtfl w16du wp14">
   <w:body>
     <w:p>
-      <w:proofErr w:type="spellStart"/>
-      <w:r>
-        <w:t>Bài</w:t>
-      </w:r>
-      <w:proofErr w:type="spellEnd"/>
-      <w:r>
-        <w:t xml:space="preserve"> 1</w:t>
-      </w:r>
-    </w:p>
-    <w:p>
-      <w:r>
+      <w:r>
+        <w:t>Bài 1</w:t>
+      </w:r>
+    </w:p>
+    <w:p>
+      <w:r>
+        <w:rPr>
+          <w:noProof/>
+        </w:rPr>
         <w:drawing>
           <wp:inline distT="0" distB="0" distL="0" distR="0" wp14:anchorId="7A7542CD" wp14:editId="0C6F5867">
             <wp:extent cx="5943600" cy="3341370"/>
@@ -53,17 +51,15 @@
     </w:p>
     <w:p/>
     <w:p>
-      <w:proofErr w:type="spellStart"/>
-      <w:r>
-        <w:t>Bài</w:t>
-      </w:r>
-      <w:proofErr w:type="spellEnd"/>
-      <w:r>
-        <w:t xml:space="preserve"> 2</w:t>
-      </w:r>
-    </w:p>
-    <w:p>
-      <w:r>
+      <w:r>
+        <w:t>Bài 2</w:t>
+      </w:r>
+    </w:p>
+    <w:p>
+      <w:r>
+        <w:rPr>
+          <w:noProof/>
+        </w:rPr>
         <w:drawing>
           <wp:inline distT="0" distB="0" distL="0" distR="0" wp14:anchorId="4174FB62" wp14:editId="29F54F41">
             <wp:extent cx="5943600" cy="3341370"/>
@@ -102,17 +98,15 @@
       </w:r>
     </w:p>
     <w:p>
-      <w:proofErr w:type="spellStart"/>
-      <w:r>
-        <w:t>Bài</w:t>
-      </w:r>
-      <w:proofErr w:type="spellEnd"/>
-      <w:r>
-        <w:t xml:space="preserve"> 3</w:t>
-      </w:r>
-    </w:p>
-    <w:p>
-      <w:r>
+      <w:r>
+        <w:t>Bài 3</w:t>
+      </w:r>
+    </w:p>
+    <w:p>
+      <w:r>
+        <w:rPr>
+          <w:noProof/>
+        </w:rPr>
         <w:lastRenderedPageBreak/>
         <w:drawing>
           <wp:inline distT="0" distB="0" distL="0" distR="0" wp14:anchorId="15390E5A" wp14:editId="7A3B1CCA">
@@ -153,17 +147,15 @@
     </w:p>
     <w:p/>
     <w:p>
-      <w:proofErr w:type="spellStart"/>
-      <w:r>
-        <w:t>Bài</w:t>
-      </w:r>
-      <w:proofErr w:type="spellEnd"/>
-      <w:r>
-        <w:t xml:space="preserve"> 4 </w:t>
-      </w:r>
-    </w:p>
-    <w:p>
-      <w:r>
+      <w:r>
+        <w:t xml:space="preserve">Bài 4 </w:t>
+      </w:r>
+    </w:p>
+    <w:p>
+      <w:r>
+        <w:rPr>
+          <w:noProof/>
+        </w:rPr>
         <w:drawing>
           <wp:inline distT="0" distB="0" distL="0" distR="0" wp14:anchorId="6FC7AE3E" wp14:editId="7DAD975B">
             <wp:extent cx="5943600" cy="3341370"/>
@@ -202,17 +194,20 @@
       </w:r>
     </w:p>
     <w:p>
-      <w:proofErr w:type="spellStart"/>
-      <w:r>
-        <w:t>Bài</w:t>
-      </w:r>
-      <w:proofErr w:type="spellEnd"/>
-      <w:r>
-        <w:t xml:space="preserve"> 5</w:t>
-      </w:r>
-    </w:p>
-    <w:p>
-      <w:r>
+      <w:r>
+        <w:t>Bài 5</w:t>
+      </w:r>
+    </w:p>
+    <w:p>
+      <w:pPr>
+        <w:rPr>
+          <w:lang w:val="vi-VN"/>
+        </w:rPr>
+      </w:pPr>
+      <w:r>
+        <w:rPr>
+          <w:noProof/>
+        </w:rPr>
         <w:lastRenderedPageBreak/>
         <w:drawing>
           <wp:inline distT="0" distB="0" distL="0" distR="0" wp14:anchorId="1F5E8473" wp14:editId="38D134B8">
@@ -250,8 +245,502 @@
           </wp:inline>
         </w:drawing>
       </w:r>
-      <w:bookmarkStart w:id="0" w:name="_GoBack"/>
-      <w:bookmarkEnd w:id="0"/>
+    </w:p>
+    <w:p>
+      <w:pPr>
+        <w:rPr>
+          <w:lang w:val="vi-VN"/>
+        </w:rPr>
+      </w:pPr>
+    </w:p>
+    <w:p>
+      <w:pPr>
+        <w:rPr>
+          <w:lang w:val="vi-VN"/>
+        </w:rPr>
+      </w:pPr>
+      <w:r>
+        <w:rPr>
+          <w:lang w:val="vi-VN"/>
+        </w:rPr>
+        <w:t>Bài 6</w:t>
+      </w:r>
+    </w:p>
+    <w:p>
+      <w:pPr>
+        <w:rPr>
+          <w:lang w:val="vi-VN"/>
+        </w:rPr>
+      </w:pPr>
+      <w:r>
+        <w:rPr>
+          <w:lang w:val="vi-VN"/>
+        </w:rPr>
+        <w:drawing>
+          <wp:inline distT="0" distB="0" distL="0" distR="0" wp14:anchorId="32E49818" wp14:editId="14654480">
+            <wp:extent cx="5943600" cy="3356610"/>
+            <wp:effectExtent l="0" t="0" r="0" b="0"/>
+            <wp:docPr id="1817160059" name="Picture 1"/>
+            <wp:cNvGraphicFramePr>
+              <a:graphicFrameLocks xmlns:a="http://schemas.openxmlformats.org/drawingml/2006/main" noChangeAspect="1"/>
+            </wp:cNvGraphicFramePr>
+            <a:graphic xmlns:a="http://schemas.openxmlformats.org/drawingml/2006/main">
+              <a:graphicData uri="http://schemas.openxmlformats.org/drawingml/2006/picture">
+                <pic:pic xmlns:pic="http://schemas.openxmlformats.org/drawingml/2006/picture">
+                  <pic:nvPicPr>
+                    <pic:cNvPr id="1817160059" name=""/>
+                    <pic:cNvPicPr/>
+                  </pic:nvPicPr>
+                  <pic:blipFill>
+                    <a:blip r:embed="rId9"/>
+                    <a:stretch>
+                      <a:fillRect/>
+                    </a:stretch>
+                  </pic:blipFill>
+                  <pic:spPr>
+                    <a:xfrm>
+                      <a:off x="0" y="0"/>
+                      <a:ext cx="5943600" cy="3356610"/>
+                    </a:xfrm>
+                    <a:prstGeom prst="rect">
+                      <a:avLst/>
+                    </a:prstGeom>
+                  </pic:spPr>
+                </pic:pic>
+              </a:graphicData>
+            </a:graphic>
+          </wp:inline>
+        </w:drawing>
+      </w:r>
+    </w:p>
+    <w:p>
+      <w:pPr>
+        <w:rPr>
+          <w:lang w:val="vi-VN"/>
+        </w:rPr>
+      </w:pPr>
+      <w:r>
+        <w:rPr>
+          <w:lang w:val="vi-VN"/>
+        </w:rPr>
+        <w:lastRenderedPageBreak/>
+        <w:drawing>
+          <wp:inline distT="0" distB="0" distL="0" distR="0" wp14:anchorId="377600BC" wp14:editId="31EF4123">
+            <wp:extent cx="5943600" cy="2714625"/>
+            <wp:effectExtent l="0" t="0" r="0" b="9525"/>
+            <wp:docPr id="913921579" name="Picture 1"/>
+            <wp:cNvGraphicFramePr>
+              <a:graphicFrameLocks xmlns:a="http://schemas.openxmlformats.org/drawingml/2006/main" noChangeAspect="1"/>
+            </wp:cNvGraphicFramePr>
+            <a:graphic xmlns:a="http://schemas.openxmlformats.org/drawingml/2006/main">
+              <a:graphicData uri="http://schemas.openxmlformats.org/drawingml/2006/picture">
+                <pic:pic xmlns:pic="http://schemas.openxmlformats.org/drawingml/2006/picture">
+                  <pic:nvPicPr>
+                    <pic:cNvPr id="913921579" name=""/>
+                    <pic:cNvPicPr/>
+                  </pic:nvPicPr>
+                  <pic:blipFill>
+                    <a:blip r:embed="rId10"/>
+                    <a:stretch>
+                      <a:fillRect/>
+                    </a:stretch>
+                  </pic:blipFill>
+                  <pic:spPr>
+                    <a:xfrm>
+                      <a:off x="0" y="0"/>
+                      <a:ext cx="5943600" cy="2714625"/>
+                    </a:xfrm>
+                    <a:prstGeom prst="rect">
+                      <a:avLst/>
+                    </a:prstGeom>
+                  </pic:spPr>
+                </pic:pic>
+              </a:graphicData>
+            </a:graphic>
+          </wp:inline>
+        </w:drawing>
+      </w:r>
+    </w:p>
+    <w:p>
+      <w:pPr>
+        <w:rPr>
+          <w:lang w:val="vi-VN"/>
+        </w:rPr>
+      </w:pPr>
+    </w:p>
+    <w:p>
+      <w:pPr>
+        <w:rPr>
+          <w:lang w:val="vi-VN"/>
+        </w:rPr>
+      </w:pPr>
+      <w:r>
+        <w:rPr>
+          <w:lang w:val="vi-VN"/>
+        </w:rPr>
+        <w:t xml:space="preserve">Udp </w:t>
+      </w:r>
+    </w:p>
+    <w:p>
+      <w:pPr>
+        <w:rPr>
+          <w:lang w:val="vi-VN"/>
+        </w:rPr>
+      </w:pPr>
+      <w:r>
+        <w:rPr>
+          <w:lang w:val="vi-VN"/>
+        </w:rPr>
+        <w:drawing>
+          <wp:inline distT="0" distB="0" distL="0" distR="0" wp14:anchorId="5F8204E0" wp14:editId="1437E9A9">
+            <wp:extent cx="5943600" cy="3356610"/>
+            <wp:effectExtent l="0" t="0" r="0" b="0"/>
+            <wp:docPr id="1820790853" name="Picture 1"/>
+            <wp:cNvGraphicFramePr>
+              <a:graphicFrameLocks xmlns:a="http://schemas.openxmlformats.org/drawingml/2006/main" noChangeAspect="1"/>
+            </wp:cNvGraphicFramePr>
+            <a:graphic xmlns:a="http://schemas.openxmlformats.org/drawingml/2006/main">
+              <a:graphicData uri="http://schemas.openxmlformats.org/drawingml/2006/picture">
+                <pic:pic xmlns:pic="http://schemas.openxmlformats.org/drawingml/2006/picture">
+                  <pic:nvPicPr>
+                    <pic:cNvPr id="1820790853" name=""/>
+                    <pic:cNvPicPr/>
+                  </pic:nvPicPr>
+                  <pic:blipFill>
+                    <a:blip r:embed="rId11"/>
+                    <a:stretch>
+                      <a:fillRect/>
+                    </a:stretch>
+                  </pic:blipFill>
+                  <pic:spPr>
+                    <a:xfrm>
+                      <a:off x="0" y="0"/>
+                      <a:ext cx="5943600" cy="3356610"/>
+                    </a:xfrm>
+                    <a:prstGeom prst="rect">
+                      <a:avLst/>
+                    </a:prstGeom>
+                  </pic:spPr>
+                </pic:pic>
+              </a:graphicData>
+            </a:graphic>
+          </wp:inline>
+        </w:drawing>
+      </w:r>
+    </w:p>
+    <w:p>
+      <w:pPr>
+        <w:rPr>
+          <w:lang w:val="vi-VN"/>
+        </w:rPr>
+      </w:pPr>
+    </w:p>
+    <w:p>
+      <w:pPr>
+        <w:rPr>
+          <w:lang w:val="vi-VN"/>
+        </w:rPr>
+      </w:pPr>
+      <w:r>
+        <w:rPr>
+          <w:lang w:val="vi-VN"/>
+        </w:rPr>
+        <w:t>Bài 7</w:t>
+      </w:r>
+    </w:p>
+    <w:p>
+      <w:pPr>
+        <w:rPr>
+          <w:lang w:val="vi-VN"/>
+        </w:rPr>
+      </w:pPr>
+      <w:r>
+        <w:lastRenderedPageBreak/>
+        <w:drawing>
+          <wp:inline distT="0" distB="0" distL="0" distR="0" wp14:anchorId="5406A678" wp14:editId="72716C2A">
+            <wp:extent cx="5943600" cy="3356610"/>
+            <wp:effectExtent l="0" t="0" r="0" b="0"/>
+            <wp:docPr id="1180082130" name="Picture 1"/>
+            <wp:cNvGraphicFramePr>
+              <a:graphicFrameLocks xmlns:a="http://schemas.openxmlformats.org/drawingml/2006/main" noChangeAspect="1"/>
+            </wp:cNvGraphicFramePr>
+            <a:graphic xmlns:a="http://schemas.openxmlformats.org/drawingml/2006/main">
+              <a:graphicData uri="http://schemas.openxmlformats.org/drawingml/2006/picture">
+                <pic:pic xmlns:pic="http://schemas.openxmlformats.org/drawingml/2006/picture">
+                  <pic:nvPicPr>
+                    <pic:cNvPr id="1180082130" name=""/>
+                    <pic:cNvPicPr/>
+                  </pic:nvPicPr>
+                  <pic:blipFill>
+                    <a:blip r:embed="rId12"/>
+                    <a:stretch>
+                      <a:fillRect/>
+                    </a:stretch>
+                  </pic:blipFill>
+                  <pic:spPr>
+                    <a:xfrm>
+                      <a:off x="0" y="0"/>
+                      <a:ext cx="5943600" cy="3356610"/>
+                    </a:xfrm>
+                    <a:prstGeom prst="rect">
+                      <a:avLst/>
+                    </a:prstGeom>
+                  </pic:spPr>
+                </pic:pic>
+              </a:graphicData>
+            </a:graphic>
+          </wp:inline>
+        </w:drawing>
+      </w:r>
+    </w:p>
+    <w:p>
+      <w:pPr>
+        <w:rPr>
+          <w:lang w:val="vi-VN"/>
+        </w:rPr>
+      </w:pPr>
+      <w:r>
+        <w:rPr>
+          <w:lang w:val="vi-VN"/>
+        </w:rPr>
+        <w:t xml:space="preserve">Udp </w:t>
+      </w:r>
+    </w:p>
+    <w:p>
+      <w:pPr>
+        <w:rPr>
+          <w:lang w:val="vi-VN"/>
+        </w:rPr>
+      </w:pPr>
+      <w:r>
+        <w:rPr>
+          <w:lang w:val="vi-VN"/>
+        </w:rPr>
+        <w:drawing>
+          <wp:inline distT="0" distB="0" distL="0" distR="0" wp14:anchorId="5A7294ED" wp14:editId="5839CA19">
+            <wp:extent cx="5943600" cy="3356610"/>
+            <wp:effectExtent l="0" t="0" r="0" b="0"/>
+            <wp:docPr id="1195038873" name="Picture 1"/>
+            <wp:cNvGraphicFramePr>
+              <a:graphicFrameLocks xmlns:a="http://schemas.openxmlformats.org/drawingml/2006/main" noChangeAspect="1"/>
+            </wp:cNvGraphicFramePr>
+            <a:graphic xmlns:a="http://schemas.openxmlformats.org/drawingml/2006/main">
+              <a:graphicData uri="http://schemas.openxmlformats.org/drawingml/2006/picture">
+                <pic:pic xmlns:pic="http://schemas.openxmlformats.org/drawingml/2006/picture">
+                  <pic:nvPicPr>
+                    <pic:cNvPr id="1195038873" name=""/>
+                    <pic:cNvPicPr/>
+                  </pic:nvPicPr>
+                  <pic:blipFill>
+                    <a:blip r:embed="rId13"/>
+                    <a:stretch>
+                      <a:fillRect/>
+                    </a:stretch>
+                  </pic:blipFill>
+                  <pic:spPr>
+                    <a:xfrm>
+                      <a:off x="0" y="0"/>
+                      <a:ext cx="5943600" cy="3356610"/>
+                    </a:xfrm>
+                    <a:prstGeom prst="rect">
+                      <a:avLst/>
+                    </a:prstGeom>
+                  </pic:spPr>
+                </pic:pic>
+              </a:graphicData>
+            </a:graphic>
+          </wp:inline>
+        </w:drawing>
+      </w:r>
+    </w:p>
+    <w:p>
+      <w:pPr>
+        <w:rPr>
+          <w:lang w:val="vi-VN"/>
+        </w:rPr>
+      </w:pPr>
+      <w:r>
+        <w:rPr>
+          <w:lang w:val="vi-VN"/>
+        </w:rPr>
+        <w:t xml:space="preserve">Bài 8 </w:t>
+      </w:r>
+    </w:p>
+    <w:p>
+      <w:pPr>
+        <w:rPr>
+          <w:lang w:val="vi-VN"/>
+        </w:rPr>
+      </w:pPr>
+      <w:r>
+        <w:rPr>
+          <w:lang w:val="vi-VN"/>
+        </w:rPr>
+        <w:lastRenderedPageBreak/>
+        <w:drawing>
+          <wp:inline distT="0" distB="0" distL="0" distR="0" wp14:anchorId="1052A6EF" wp14:editId="2BC430A4">
+            <wp:extent cx="5943600" cy="3356610"/>
+            <wp:effectExtent l="0" t="0" r="0" b="0"/>
+            <wp:docPr id="1783248045" name="Picture 1"/>
+            <wp:cNvGraphicFramePr>
+              <a:graphicFrameLocks xmlns:a="http://schemas.openxmlformats.org/drawingml/2006/main" noChangeAspect="1"/>
+            </wp:cNvGraphicFramePr>
+            <a:graphic xmlns:a="http://schemas.openxmlformats.org/drawingml/2006/main">
+              <a:graphicData uri="http://schemas.openxmlformats.org/drawingml/2006/picture">
+                <pic:pic xmlns:pic="http://schemas.openxmlformats.org/drawingml/2006/picture">
+                  <pic:nvPicPr>
+                    <pic:cNvPr id="1783248045" name=""/>
+                    <pic:cNvPicPr/>
+                  </pic:nvPicPr>
+                  <pic:blipFill>
+                    <a:blip r:embed="rId14"/>
+                    <a:stretch>
+                      <a:fillRect/>
+                    </a:stretch>
+                  </pic:blipFill>
+                  <pic:spPr>
+                    <a:xfrm>
+                      <a:off x="0" y="0"/>
+                      <a:ext cx="5943600" cy="3356610"/>
+                    </a:xfrm>
+                    <a:prstGeom prst="rect">
+                      <a:avLst/>
+                    </a:prstGeom>
+                  </pic:spPr>
+                </pic:pic>
+              </a:graphicData>
+            </a:graphic>
+          </wp:inline>
+        </w:drawing>
+      </w:r>
+    </w:p>
+    <w:p>
+      <w:pPr>
+        <w:rPr>
+          <w:lang w:val="vi-VN"/>
+        </w:rPr>
+      </w:pPr>
+    </w:p>
+    <w:p>
+      <w:pPr>
+        <w:rPr>
+          <w:lang w:val="vi-VN"/>
+        </w:rPr>
+      </w:pPr>
+      <w:r>
+        <w:rPr>
+          <w:lang w:val="vi-VN"/>
+        </w:rPr>
+        <w:t xml:space="preserve">Bài 9 </w:t>
+      </w:r>
+    </w:p>
+    <w:p>
+      <w:pPr>
+        <w:rPr>
+          <w:lang w:val="vi-VN"/>
+        </w:rPr>
+      </w:pPr>
+      <w:r>
+        <w:rPr>
+          <w:lang w:val="vi-VN"/>
+        </w:rPr>
+        <w:drawing>
+          <wp:inline distT="0" distB="0" distL="0" distR="0" wp14:anchorId="261B656B" wp14:editId="0A71B9D9">
+            <wp:extent cx="5943600" cy="3361055"/>
+            <wp:effectExtent l="0" t="0" r="0" b="0"/>
+            <wp:docPr id="921048267" name="Picture 1"/>
+            <wp:cNvGraphicFramePr>
+              <a:graphicFrameLocks xmlns:a="http://schemas.openxmlformats.org/drawingml/2006/main" noChangeAspect="1"/>
+            </wp:cNvGraphicFramePr>
+            <a:graphic xmlns:a="http://schemas.openxmlformats.org/drawingml/2006/main">
+              <a:graphicData uri="http://schemas.openxmlformats.org/drawingml/2006/picture">
+                <pic:pic xmlns:pic="http://schemas.openxmlformats.org/drawingml/2006/picture">
+                  <pic:nvPicPr>
+                    <pic:cNvPr id="921048267" name=""/>
+                    <pic:cNvPicPr/>
+                  </pic:nvPicPr>
+                  <pic:blipFill>
+                    <a:blip r:embed="rId15"/>
+                    <a:stretch>
+                      <a:fillRect/>
+                    </a:stretch>
+                  </pic:blipFill>
+                  <pic:spPr>
+                    <a:xfrm>
+                      <a:off x="0" y="0"/>
+                      <a:ext cx="5943600" cy="3361055"/>
+                    </a:xfrm>
+                    <a:prstGeom prst="rect">
+                      <a:avLst/>
+                    </a:prstGeom>
+                  </pic:spPr>
+                </pic:pic>
+              </a:graphicData>
+            </a:graphic>
+          </wp:inline>
+        </w:drawing>
+      </w:r>
+    </w:p>
+    <w:p>
+      <w:pPr>
+        <w:rPr>
+          <w:lang w:val="vi-VN"/>
+        </w:rPr>
+      </w:pPr>
+      <w:r>
+        <w:rPr>
+          <w:lang w:val="vi-VN"/>
+        </w:rPr>
+        <w:t xml:space="preserve">Bài 10 </w:t>
+      </w:r>
+    </w:p>
+    <w:p>
+      <w:pPr>
+        <w:rPr>
+          <w:lang w:val="vi-VN"/>
+        </w:rPr>
+      </w:pPr>
+      <w:r>
+        <w:rPr>
+          <w:lang w:val="vi-VN"/>
+        </w:rPr>
+        <w:lastRenderedPageBreak/>
+        <w:drawing>
+          <wp:inline distT="0" distB="0" distL="0" distR="0" wp14:anchorId="4D9A27A9" wp14:editId="2E250B47">
+            <wp:extent cx="5943600" cy="3356610"/>
+            <wp:effectExtent l="0" t="0" r="0" b="0"/>
+            <wp:docPr id="1361226046" name="Picture 1"/>
+            <wp:cNvGraphicFramePr>
+              <a:graphicFrameLocks xmlns:a="http://schemas.openxmlformats.org/drawingml/2006/main" noChangeAspect="1"/>
+            </wp:cNvGraphicFramePr>
+            <a:graphic xmlns:a="http://schemas.openxmlformats.org/drawingml/2006/main">
+              <a:graphicData uri="http://schemas.openxmlformats.org/drawingml/2006/picture">
+                <pic:pic xmlns:pic="http://schemas.openxmlformats.org/drawingml/2006/picture">
+                  <pic:nvPicPr>
+                    <pic:cNvPr id="1361226046" name=""/>
+                    <pic:cNvPicPr/>
+                  </pic:nvPicPr>
+                  <pic:blipFill>
+                    <a:blip r:embed="rId16"/>
+                    <a:stretch>
+                      <a:fillRect/>
+                    </a:stretch>
+                  </pic:blipFill>
+                  <pic:spPr>
+                    <a:xfrm>
+                      <a:off x="0" y="0"/>
+                      <a:ext cx="5943600" cy="3356610"/>
+                    </a:xfrm>
+                    <a:prstGeom prst="rect">
+                      <a:avLst/>
+                    </a:prstGeom>
+                  </pic:spPr>
+                </pic:pic>
+              </a:graphicData>
+            </a:graphic>
+          </wp:inline>
+        </w:drawing>
+      </w:r>
     </w:p>
     <w:sectPr>
       <w:pgSz w:w="12240" w:h="15840"/>
@@ -264,7 +753,7 @@
 </file>
 
 <file path=word/styles.xml><?xml version="1.0" encoding="utf-8"?>
-<w:styles xmlns:mc="http://schemas.openxmlformats.org/markup-compatibility/2006" xmlns:r="http://schemas.openxmlformats.org/officeDocument/2006/relationships" xmlns:w="http://schemas.openxmlformats.org/wordprocessingml/2006/main" xmlns:w14="http://schemas.microsoft.com/office/word/2010/wordml" xmlns:w15="http://schemas.microsoft.com/office/word/2012/wordml" mc:Ignorable="w14 w15">
+<w:styles xmlns:mc="http://schemas.openxmlformats.org/markup-compatibility/2006" xmlns:r="http://schemas.openxmlformats.org/officeDocument/2006/relationships" xmlns:w="http://schemas.openxmlformats.org/wordprocessingml/2006/main" xmlns:w14="http://schemas.microsoft.com/office/word/2010/wordml" xmlns:w15="http://schemas.microsoft.com/office/word/2012/wordml" xmlns:w16cex="http://schemas.microsoft.com/office/word/2018/wordml/cex" xmlns:w16cid="http://schemas.microsoft.com/office/word/2016/wordml/cid" xmlns:w16="http://schemas.microsoft.com/office/word/2018/wordml" xmlns:w16du="http://schemas.microsoft.com/office/word/2023/wordml/word16du" xmlns:w16sdtdh="http://schemas.microsoft.com/office/word/2020/wordml/sdtdatahash" xmlns:w16sdtfl="http://schemas.microsoft.com/office/word/2024/wordml/sdtformatlock" xmlns:w16se="http://schemas.microsoft.com/office/word/2015/wordml/symex" mc:Ignorable="w14 w15 w16se w16cid w16 w16cex w16sdtdh w16sdtfl w16du">
   <w:docDefaults>
     <w:rPrDefault>
       <w:rPr>
@@ -280,7 +769,7 @@
       </w:pPr>
     </w:pPrDefault>
   </w:docDefaults>
-  <w:latentStyles w:defLockedState="0" w:defUIPriority="99" w:defSemiHidden="0" w:defUnhideWhenUsed="0" w:defQFormat="0" w:count="371">
+  <w:latentStyles w:defLockedState="0" w:defUIPriority="99" w:defSemiHidden="0" w:defUnhideWhenUsed="0" w:defQFormat="0" w:count="376">
     <w:lsdException w:name="Normal" w:uiPriority="0" w:qFormat="1"/>
     <w:lsdException w:name="heading 1" w:uiPriority="9" w:qFormat="1"/>
     <w:lsdException w:name="heading 2" w:semiHidden="1" w:uiPriority="9" w:unhideWhenUsed="1" w:qFormat="1"/>
@@ -652,6 +1141,11 @@
     <w:lsdException w:name="List Table 5 Dark Accent 6" w:uiPriority="50"/>
     <w:lsdException w:name="List Table 6 Colorful Accent 6" w:uiPriority="51"/>
     <w:lsdException w:name="List Table 7 Colorful Accent 6" w:uiPriority="52"/>
+    <w:lsdException w:name="Mention" w:semiHidden="1" w:unhideWhenUsed="1"/>
+    <w:lsdException w:name="Smart Hyperlink" w:semiHidden="1" w:unhideWhenUsed="1"/>
+    <w:lsdException w:name="Hashtag" w:semiHidden="1" w:unhideWhenUsed="1"/>
+    <w:lsdException w:name="Unresolved Mention" w:semiHidden="1" w:unhideWhenUsed="1"/>
+    <w:lsdException w:name="Smart Link" w:semiHidden="1" w:unhideWhenUsed="1"/>
   </w:latentStyles>
   <w:style w:type="paragraph" w:default="1" w:styleId="Normal">
     <w:name w:val="Normal"/>
@@ -692,10 +1186,10 @@
   <a:themeElements>
     <a:clrScheme name="Office">
       <a:dk1>
-        <a:sysClr val="windowText" lastClr="000000"/>
+        <a:sysClr val="windowText" lastClr="FFFFFF"/>
       </a:dk1>
       <a:lt1>
-        <a:sysClr val="window" lastClr="FFFFFF"/>
+        <a:sysClr val="window" lastClr="000000"/>
       </a:lt1>
       <a:dk2>
         <a:srgbClr val="44546A"/>
